--- a/Module_1/Bailey_1_1.docx
+++ b/Module_1/Bailey_1_1.docx
@@ -14,12 +14,19 @@
           <w:b/>
           <w:bCs/>
         </w:rPr>
-        <w:t>CSD 325: Module 1 Assignment 1.1</w:t>
+        <w:t>Joshua Bailey:</w:t>
+      </w:r>
+      <w:r>
+        <w:rPr>
+          <w:b/>
+          <w:bCs/>
+        </w:rPr>
+        <w:t xml:space="preserve"> Module 1 Assignment 1.1</w:t>
       </w:r>
     </w:p>
     <w:p>
       <w:r>
-        <w:t>Joshua Bailey</w:t>
+        <w:t>CSD 325</w:t>
       </w:r>
     </w:p>
     <w:p>
@@ -34,9 +41,87 @@
           <w:rPr>
             <w:rStyle w:val="Hyperlink"/>
           </w:rPr>
-          <w:t>https://github.com/jbaile36/csd-325</w:t>
+          <w:t>https://github.com/jbaile36/csd-325.git</w:t>
         </w:r>
       </w:hyperlink>
+    </w:p>
+    <w:p>
+      <w:r>
+        <w:drawing>
+          <wp:inline distT="0" distB="0" distL="0" distR="0" wp14:anchorId="118BBB29" wp14:editId="22DDA624">
+            <wp:extent cx="5943600" cy="2795905"/>
+            <wp:effectExtent l="0" t="0" r="0" b="4445"/>
+            <wp:docPr id="2057204877" name="Picture 1"/>
+            <wp:cNvGraphicFramePr>
+              <a:graphicFrameLocks xmlns:a="http://schemas.openxmlformats.org/drawingml/2006/main" noChangeAspect="1"/>
+            </wp:cNvGraphicFramePr>
+            <a:graphic xmlns:a="http://schemas.openxmlformats.org/drawingml/2006/main">
+              <a:graphicData uri="http://schemas.openxmlformats.org/drawingml/2006/picture">
+                <pic:pic xmlns:pic="http://schemas.openxmlformats.org/drawingml/2006/picture">
+                  <pic:nvPicPr>
+                    <pic:cNvPr id="2057204877" name=""/>
+                    <pic:cNvPicPr/>
+                  </pic:nvPicPr>
+                  <pic:blipFill>
+                    <a:blip r:embed="rId5"/>
+                    <a:stretch>
+                      <a:fillRect/>
+                    </a:stretch>
+                  </pic:blipFill>
+                  <pic:spPr>
+                    <a:xfrm>
+                      <a:off x="0" y="0"/>
+                      <a:ext cx="5943600" cy="2795905"/>
+                    </a:xfrm>
+                    <a:prstGeom prst="rect">
+                      <a:avLst/>
+                    </a:prstGeom>
+                  </pic:spPr>
+                </pic:pic>
+              </a:graphicData>
+            </a:graphic>
+          </wp:inline>
+        </w:drawing>
+      </w:r>
+    </w:p>
+    <w:p>
+      <w:r>
+        <w:drawing>
+          <wp:inline distT="0" distB="0" distL="0" distR="0" wp14:anchorId="3875DBB6" wp14:editId="1C7AA8F7">
+            <wp:extent cx="4629796" cy="2667372"/>
+            <wp:effectExtent l="0" t="0" r="0" b="0"/>
+            <wp:docPr id="1793534311" name="Picture 1"/>
+            <wp:cNvGraphicFramePr>
+              <a:graphicFrameLocks xmlns:a="http://schemas.openxmlformats.org/drawingml/2006/main" noChangeAspect="1"/>
+            </wp:cNvGraphicFramePr>
+            <a:graphic xmlns:a="http://schemas.openxmlformats.org/drawingml/2006/main">
+              <a:graphicData uri="http://schemas.openxmlformats.org/drawingml/2006/picture">
+                <pic:pic xmlns:pic="http://schemas.openxmlformats.org/drawingml/2006/picture">
+                  <pic:nvPicPr>
+                    <pic:cNvPr id="1793534311" name=""/>
+                    <pic:cNvPicPr/>
+                  </pic:nvPicPr>
+                  <pic:blipFill>
+                    <a:blip r:embed="rId6"/>
+                    <a:stretch>
+                      <a:fillRect/>
+                    </a:stretch>
+                  </pic:blipFill>
+                  <pic:spPr>
+                    <a:xfrm>
+                      <a:off x="0" y="0"/>
+                      <a:ext cx="4629796" cy="2667372"/>
+                    </a:xfrm>
+                    <a:prstGeom prst="rect">
+                      <a:avLst/>
+                    </a:prstGeom>
+                  </pic:spPr>
+                </pic:pic>
+              </a:graphicData>
+            </a:graphic>
+          </wp:inline>
+        </w:drawing>
+      </w:r>
     </w:p>
     <w:p/>
     <w:p>

--- a/Module_1/Bailey_1_1.docx
+++ b/Module_1/Bailey_1_1.docx
@@ -48,10 +48,10 @@
     <w:p>
       <w:r>
         <w:drawing>
-          <wp:inline distT="0" distB="0" distL="0" distR="0" wp14:anchorId="118BBB29" wp14:editId="22DDA624">
-            <wp:extent cx="5943600" cy="2795905"/>
-            <wp:effectExtent l="0" t="0" r="0" b="4445"/>
-            <wp:docPr id="2057204877" name="Picture 1"/>
+          <wp:inline distT="0" distB="0" distL="0" distR="0" wp14:anchorId="6C678A05" wp14:editId="53F18A3F">
+            <wp:extent cx="5943600" cy="2766695"/>
+            <wp:effectExtent l="0" t="0" r="0" b="0"/>
+            <wp:docPr id="312054879" name="Picture 1"/>
             <wp:cNvGraphicFramePr>
               <a:graphicFrameLocks xmlns:a="http://schemas.openxmlformats.org/drawingml/2006/main" noChangeAspect="1"/>
             </wp:cNvGraphicFramePr>
@@ -59,7 +59,7 @@
               <a:graphicData uri="http://schemas.openxmlformats.org/drawingml/2006/picture">
                 <pic:pic xmlns:pic="http://schemas.openxmlformats.org/drawingml/2006/picture">
                   <pic:nvPicPr>
-                    <pic:cNvPr id="2057204877" name=""/>
+                    <pic:cNvPr id="312054879" name=""/>
                     <pic:cNvPicPr/>
                   </pic:nvPicPr>
                   <pic:blipFill>
@@ -71,7 +71,7 @@
                   <pic:spPr>
                     <a:xfrm>
                       <a:off x="0" y="0"/>
-                      <a:ext cx="5943600" cy="2795905"/>
+                      <a:ext cx="5943600" cy="2766695"/>
                     </a:xfrm>
                     <a:prstGeom prst="rect">
                       <a:avLst/>
